--- a/sourse/python/ООП/chernikova_v_m_lab_2_refactoring-master/Черникова_Отчет.docx
+++ b/sourse/python/ООП/chernikova_v_m_lab_2_refactoring-master/Черникова_Отчет.docx
@@ -327,61 +327,7 @@
         <w:rPr>
           <w:rFonts w:cs="Times New Roman"/>
         </w:rPr>
-        <w:t>студент гр. 51</w:t>
-      </w:r>
-      <w:r>
-        <w:rPr>
-          <w:rFonts w:cs="Times New Roman"/>
-        </w:rPr>
-        <w:t>31</w:t>
-      </w:r>
-      <w:r>
-        <w:rPr>
-          <w:rFonts w:cs="Times New Roman"/>
-        </w:rPr>
-        <w:t>00</w:t>
-      </w:r>
-      <w:r>
-        <w:rPr>
-          <w:rFonts w:cs="Times New Roman"/>
-        </w:rPr>
-        <w:t>1</w:t>
-      </w:r>
-      <w:r>
-        <w:rPr>
-          <w:rFonts w:cs="Times New Roman"/>
-        </w:rPr>
-        <w:t>/</w:t>
-      </w:r>
-      <w:r>
-        <w:rPr>
-          <w:rFonts w:cs="Times New Roman"/>
-        </w:rPr>
-        <w:t>2</w:t>
-      </w:r>
-      <w:r>
-        <w:rPr>
-          <w:rFonts w:cs="Times New Roman"/>
-        </w:rPr>
-        <w:t>0</w:t>
-      </w:r>
-      <w:r>
-        <w:rPr>
-          <w:rFonts w:cs="Times New Roman"/>
-        </w:rPr>
-        <w:t>5</w:t>
-      </w:r>
-      <w:r>
-        <w:rPr>
-          <w:rFonts w:cs="Times New Roman"/>
-        </w:rPr>
-        <w:t>0</w:t>
-      </w:r>
-      <w:r>
-        <w:rPr>
-          <w:rFonts w:cs="Times New Roman"/>
-        </w:rPr>
-        <w:t>3</w:t>
+        <w:t>студент гр.</w:t>
       </w:r>
       <w:r>
         <w:rPr>
@@ -545,20 +491,14 @@
         <w:rPr>
           <w:rFonts w:cs="Times New Roman"/>
         </w:rPr>
-        <w:t>асс. преподавателя</w:t>
+        <w:tab/>
       </w:r>
       <w:r>
         <w:rPr>
           <w:rFonts w:cs="Times New Roman"/>
         </w:rPr>
         <w:tab/>
-      </w:r>
-      <w:r>
-        <w:rPr>
-          <w:rFonts w:cs="Times New Roman"/>
-        </w:rPr>
-        <w:tab/>
-        <w:t xml:space="preserve">       Кубрин Г. С.</w:t>
+        <w:t xml:space="preserve">       </w:t>
       </w:r>
     </w:p>
     <w:p>
@@ -873,7 +813,21 @@
         <w:rPr>
           <w:shd w:val="clear" w:color="auto" w:fill="FFFFFF"/>
         </w:rPr>
-        <w:t xml:space="preserve">⎯ реализовать unit-тесты для основного функционала программы. </w:t>
+        <w:t xml:space="preserve">⎯ реализовать </w:t>
+      </w:r>
+      <w:proofErr w:type="spellStart"/>
+      <w:r>
+        <w:rPr>
+          <w:shd w:val="clear" w:color="auto" w:fill="FFFFFF"/>
+        </w:rPr>
+        <w:t>unit</w:t>
+      </w:r>
+      <w:proofErr w:type="spellEnd"/>
+      <w:r>
+        <w:rPr>
+          <w:shd w:val="clear" w:color="auto" w:fill="FFFFFF"/>
+        </w:rPr>
+        <w:t xml:space="preserve">-тесты для основного функционала программы. </w:t>
       </w:r>
     </w:p>
     <w:p>
@@ -970,7 +924,25 @@
           <w:sz w:val="28"/>
           <w:szCs w:val="28"/>
         </w:rPr>
-        <w:t xml:space="preserve">⎯ в рамках предметной области программы должна быть возможность выделить не менее четырёх клюевых абстракций (классов); </w:t>
+        <w:t xml:space="preserve">⎯ в рамках предметной области программы должна быть возможность выделить не менее четырёх </w:t>
+      </w:r>
+      <w:proofErr w:type="spellStart"/>
+      <w:r>
+        <w:rPr>
+          <w:rFonts w:ascii="Times New Roman" w:hAnsi="Times New Roman" w:cs="Times New Roman"/>
+          <w:sz w:val="28"/>
+          <w:szCs w:val="28"/>
+        </w:rPr>
+        <w:t>клюевых</w:t>
+      </w:r>
+      <w:proofErr w:type="spellEnd"/>
+      <w:r>
+        <w:rPr>
+          <w:rFonts w:ascii="Times New Roman" w:hAnsi="Times New Roman" w:cs="Times New Roman"/>
+          <w:sz w:val="28"/>
+          <w:szCs w:val="28"/>
+        </w:rPr>
+        <w:t xml:space="preserve"> абстракций (классов); </w:t>
       </w:r>
     </w:p>
     <w:p>
@@ -1336,18 +1308,28 @@
         </w:rPr>
         <w:t xml:space="preserve">: </w:t>
       </w:r>
+      <w:proofErr w:type="spellStart"/>
       <w:r>
         <w:rPr>
           <w:lang w:val="en-US"/>
         </w:rPr>
-        <w:t xml:space="preserve">InterfaceGraphics, Button, InterfaceField, </w:t>
-      </w:r>
+        <w:t>InterfaceGraphics</w:t>
+      </w:r>
+      <w:proofErr w:type="spellEnd"/>
       <w:r>
         <w:rPr>
           <w:lang w:val="en-US"/>
         </w:rPr>
+        <w:t xml:space="preserve">, Button, InterfaceField, </w:t>
+      </w:r>
+      <w:proofErr w:type="spellStart"/>
+      <w:r>
+        <w:rPr>
+          <w:lang w:val="en-US"/>
+        </w:rPr>
         <w:t>MyDriver</w:t>
       </w:r>
+      <w:proofErr w:type="spellEnd"/>
       <w:r>
         <w:rPr>
           <w:lang w:val="en-US"/>
@@ -1358,13 +1340,41 @@
         <w:rPr>
           <w:lang w:val="en-US"/>
         </w:rPr>
-        <w:t xml:space="preserve"> MyGame,</w:t>
-      </w:r>
+        <w:t xml:space="preserve"> </w:t>
+      </w:r>
+      <w:proofErr w:type="spellStart"/>
       <w:r>
         <w:rPr>
           <w:lang w:val="en-US"/>
         </w:rPr>
-        <w:t xml:space="preserve"> InterfaceEvent. </w:t>
+        <w:t>MyGame</w:t>
+      </w:r>
+      <w:proofErr w:type="spellEnd"/>
+      <w:r>
+        <w:rPr>
+          <w:lang w:val="en-US"/>
+        </w:rPr>
+        <w:t>,</w:t>
+      </w:r>
+      <w:r>
+        <w:rPr>
+          <w:lang w:val="en-US"/>
+        </w:rPr>
+        <w:t xml:space="preserve"> </w:t>
+      </w:r>
+      <w:proofErr w:type="spellStart"/>
+      <w:r>
+        <w:rPr>
+          <w:lang w:val="en-US"/>
+        </w:rPr>
+        <w:t>InterfaceEvent</w:t>
+      </w:r>
+      <w:proofErr w:type="spellEnd"/>
+      <w:r>
+        <w:rPr>
+          <w:lang w:val="en-US"/>
+        </w:rPr>
+        <w:t xml:space="preserve">. </w:t>
       </w:r>
       <w:r>
         <w:t>Важно понимать</w:t>
@@ -1373,7 +1383,15 @@
         <w:t>,</w:t>
       </w:r>
       <w:r>
-        <w:t xml:space="preserve"> что изнчальный проект (</w:t>
+        <w:t xml:space="preserve"> что </w:t>
+      </w:r>
+      <w:proofErr w:type="spellStart"/>
+      <w:r>
+        <w:t>изнчальный</w:t>
+      </w:r>
+      <w:proofErr w:type="spellEnd"/>
+      <w:r>
+        <w:t xml:space="preserve"> проект (</w:t>
       </w:r>
       <w:hyperlink r:id="rId8" w:history="1">
         <w:r>
@@ -1392,12 +1410,14 @@
       <w:r>
         <w:t xml:space="preserve">библиотеки </w:t>
       </w:r>
+      <w:proofErr w:type="spellStart"/>
       <w:r>
         <w:rPr>
           <w:lang w:val="en-US"/>
         </w:rPr>
         <w:t>pygame</w:t>
       </w:r>
+      <w:proofErr w:type="spellEnd"/>
       <w:r>
         <w:t>, но для реализации тестов была написана консольная версия.</w:t>
       </w:r>
@@ -1481,14 +1501,27 @@
       <w:r>
         <w:t xml:space="preserve">Рисунок </w:t>
       </w:r>
-      <w:fldSimple w:instr=" SEQ Рисунок \* ARABIC ">
-        <w:r>
-          <w:rPr>
-            <w:noProof/>
-          </w:rPr>
-          <w:t>1</w:t>
-        </w:r>
-      </w:fldSimple>
+      <w:r>
+        <w:fldChar w:fldCharType="begin"/>
+      </w:r>
+      <w:r>
+        <w:instrText xml:space="preserve"> SEQ Рисунок \* ARABIC </w:instrText>
+      </w:r>
+      <w:r>
+        <w:fldChar w:fldCharType="separate"/>
+      </w:r>
+      <w:r>
+        <w:rPr>
+          <w:noProof/>
+        </w:rPr>
+        <w:t>1</w:t>
+      </w:r>
+      <w:r>
+        <w:rPr>
+          <w:noProof/>
+        </w:rPr>
+        <w:fldChar w:fldCharType="end"/>
+      </w:r>
       <w:r>
         <w:t xml:space="preserve"> - </w:t>
       </w:r>
@@ -1606,12 +1639,14 @@
                 <w:lang w:val="en-US"/>
               </w:rPr>
             </w:pPr>
+            <w:proofErr w:type="spellStart"/>
             <w:r>
               <w:rPr>
                 <w:lang w:val="en-US"/>
               </w:rPr>
               <w:t>InterfaceEvent</w:t>
             </w:r>
+            <w:proofErr w:type="spellEnd"/>
           </w:p>
         </w:tc>
         <w:tc>
@@ -1661,24 +1696,28 @@
             <w:r>
               <w:t xml:space="preserve">Класс, от которого наследуются </w:t>
             </w:r>
+            <w:proofErr w:type="spellStart"/>
             <w:r>
               <w:rPr>
                 <w:lang w:val="en-US"/>
               </w:rPr>
               <w:t>ButtonReset</w:t>
             </w:r>
+            <w:proofErr w:type="spellEnd"/>
             <w:r>
               <w:t xml:space="preserve"> </w:t>
             </w:r>
             <w:r>
               <w:t xml:space="preserve">и </w:t>
             </w:r>
+            <w:proofErr w:type="spellStart"/>
             <w:r>
               <w:rPr>
                 <w:lang w:val="en-US"/>
               </w:rPr>
               <w:t>ButtonShow</w:t>
             </w:r>
+            <w:proofErr w:type="spellEnd"/>
             <w:r>
               <w:t xml:space="preserve"> </w:t>
             </w:r>
@@ -1707,12 +1746,14 @@
                 <w:lang w:val="en-US"/>
               </w:rPr>
             </w:pPr>
+            <w:proofErr w:type="spellStart"/>
             <w:r>
               <w:rPr>
                 <w:lang w:val="en-US"/>
               </w:rPr>
               <w:t>InterfaceGraphics</w:t>
             </w:r>
+            <w:proofErr w:type="spellEnd"/>
           </w:p>
         </w:tc>
         <w:tc>
@@ -1725,7 +1766,15 @@
               <w:jc w:val="center"/>
             </w:pPr>
             <w:r>
-              <w:t>Интерфейс, который отрисовывет поле игроку</w:t>
+              <w:t xml:space="preserve">Интерфейс, который </w:t>
+            </w:r>
+            <w:proofErr w:type="spellStart"/>
+            <w:r>
+              <w:t>отрисовывет</w:t>
+            </w:r>
+            <w:proofErr w:type="spellEnd"/>
+            <w:r>
+              <w:t xml:space="preserve"> поле игроку</w:t>
             </w:r>
           </w:p>
         </w:tc>
@@ -1743,12 +1792,14 @@
                 <w:lang w:val="en-US"/>
               </w:rPr>
             </w:pPr>
+            <w:proofErr w:type="spellStart"/>
             <w:r>
               <w:rPr>
                 <w:lang w:val="en-US"/>
               </w:rPr>
               <w:t>MyGame</w:t>
             </w:r>
+            <w:proofErr w:type="spellEnd"/>
           </w:p>
         </w:tc>
         <w:tc>
@@ -1779,12 +1830,14 @@
                 <w:lang w:val="en-US"/>
               </w:rPr>
             </w:pPr>
+            <w:proofErr w:type="spellStart"/>
             <w:r>
               <w:rPr>
                 <w:lang w:val="en-US"/>
               </w:rPr>
               <w:t>MyDriver</w:t>
             </w:r>
+            <w:proofErr w:type="spellEnd"/>
           </w:p>
         </w:tc>
         <w:tc>
@@ -1920,9 +1973,11 @@
               <w:ind w:firstLine="0"/>
               <w:jc w:val="left"/>
             </w:pPr>
+            <w:proofErr w:type="spellStart"/>
             <w:r>
               <w:t>test_field</w:t>
             </w:r>
+            <w:proofErr w:type="spellEnd"/>
           </w:p>
         </w:tc>
         <w:tc>
@@ -1950,9 +2005,11 @@
               <w:ind w:firstLine="0"/>
               <w:jc w:val="left"/>
             </w:pPr>
+            <w:proofErr w:type="spellStart"/>
             <w:r>
               <w:t>test_dig</w:t>
             </w:r>
+            <w:proofErr w:type="spellEnd"/>
           </w:p>
         </w:tc>
         <w:tc>
@@ -1983,12 +2040,14 @@
                 <w:lang w:val="en-US"/>
               </w:rPr>
             </w:pPr>
+            <w:proofErr w:type="spellStart"/>
             <w:r>
               <w:rPr>
                 <w:lang w:val="en-US"/>
               </w:rPr>
               <w:t>test_flag</w:t>
             </w:r>
+            <w:proofErr w:type="spellEnd"/>
           </w:p>
         </w:tc>
         <w:tc>
@@ -2019,12 +2078,14 @@
                 <w:lang w:val="en-US"/>
               </w:rPr>
             </w:pPr>
+            <w:proofErr w:type="spellStart"/>
             <w:r>
               <w:rPr>
                 <w:lang w:val="en-US"/>
               </w:rPr>
               <w:t>test_show</w:t>
             </w:r>
+            <w:proofErr w:type="spellEnd"/>
           </w:p>
         </w:tc>
         <w:tc>
@@ -2049,11 +2110,21 @@
         <w:jc w:val="left"/>
       </w:pPr>
       <w:r>
-        <w:t xml:space="preserve">Тесты с консольным вводом были реализованы с помощью фикстуры </w:t>
-      </w:r>
+        <w:t xml:space="preserve">Тесты с консольным вводом были реализованы с помощью </w:t>
+      </w:r>
+      <w:proofErr w:type="spellStart"/>
+      <w:r>
+        <w:t>фикстуры</w:t>
+      </w:r>
+      <w:proofErr w:type="spellEnd"/>
+      <w:r>
+        <w:t xml:space="preserve"> </w:t>
+      </w:r>
+      <w:proofErr w:type="spellStart"/>
       <w:r>
         <w:t>monkeypatch</w:t>
       </w:r>
+      <w:proofErr w:type="spellEnd"/>
       <w:r>
         <w:t>, которая имитирует консольный ввод с помощью строки. Данный подход считается нестабильным, но для решения текущей задачи этого достаточно.</w:t>
       </w:r>
@@ -2120,6 +2191,7 @@
         </w:rPr>
         <w:t xml:space="preserve">Также был получен опыт в написании теста, с помощью модуля </w:t>
       </w:r>
+      <w:proofErr w:type="spellStart"/>
       <w:r>
         <w:rPr>
           <w:rFonts w:ascii="Times New Roman" w:hAnsi="Times New Roman"/>
@@ -2128,6 +2200,7 @@
         </w:rPr>
         <w:t>pytest</w:t>
       </w:r>
+      <w:proofErr w:type="spellEnd"/>
       <w:r>
         <w:rPr>
           <w:rFonts w:ascii="Times New Roman" w:hAnsi="Times New Roman"/>
